--- a/courses/mathematics/output/grade7/Grade7-LG-2nd_Trim-SY2026-2027-Mathematics.docx
+++ b/courses/mathematics/output/grade7/Grade7-LG-2nd_Trim-SY2026-2027-Mathematics.docx
@@ -226,7 +226,7 @@
           <w:i w:val="0"/>
           <w:sz w:val="20"/>
         </w:rPr>
-        <w:t>LSGH Math 7 SimBook</w:t>
+        <w:t>LSGH Math SimBook</w:t>
       </w:r>
       <w:r>
         <w:rPr>
@@ -6754,7 +6754,7 @@
                       <w:i w:val="0"/>
                       <w:sz w:val="18"/>
                     </w:rPr>
-                    <w:t xml:space="preserve"> LSGH Math 7 SimBook · Term 2 Lesson 1 · Unit Ladder (Metric Staircase tab)</w:t>
+                    <w:t xml:space="preserve"> LSGH Math SimBook · Term 2 Lesson 1 · Unit Ladder (Metric Staircase tab)</w:t>
                   </w:r>
                 </w:p>
                 <w:p>
@@ -7423,7 +7423,7 @@
                       <w:i w:val="0"/>
                       <w:sz w:val="18"/>
                     </w:rPr>
-                    <w:t xml:space="preserve"> LSGH Math 7 SimBook · Term 2 Lesson 1 · Unit Ladder (Across Systems tab)</w:t>
+                    <w:t xml:space="preserve"> LSGH Math SimBook · Term 2 Lesson 1 · Unit Ladder (Across Systems tab)</w:t>
                   </w:r>
                 </w:p>
                 <w:p>
@@ -8179,7 +8179,7 @@
                 <w:i w:val="0"/>
                 <w:sz w:val="20"/>
               </w:rPr>
-              <w:t>LSGH Math 7 SimBook - Term 2 Lesson 1 (https://claude.ai/artifact/LrpohtVMd8ifUt7nkd7FFr#lesson10)</w:t>
+              <w:t>LSGH Math SimBook - Term 2 Lesson 1 (https://claude.ai/artifact/LrpohtVMd8ifUt7nkd7FFr#lesson10)</w:t>
             </w:r>
           </w:p>
           <w:p>
@@ -8775,7 +8775,7 @@
                       <w:i w:val="0"/>
                       <w:sz w:val="18"/>
                     </w:rPr>
-                    <w:t xml:space="preserve"> LSGH Math 7 SimBook · Term 2 Lesson 2 · Cylinder Lab (Stack the Circles tab)</w:t>
+                    <w:t xml:space="preserve"> LSGH Math SimBook · Term 2 Lesson 2 · Cylinder Lab (Stack the Circles tab)</w:t>
                   </w:r>
                 </w:p>
                 <w:p>
@@ -9466,7 +9466,7 @@
                       <w:i w:val="0"/>
                       <w:sz w:val="18"/>
                     </w:rPr>
-                    <w:t xml:space="preserve"> LSGH Math 7 SimBook · Term 2 Lesson 2 · Cylinder Lab (Which Holds More? tab)</w:t>
+                    <w:t xml:space="preserve"> LSGH Math SimBook · Term 2 Lesson 2 · Cylinder Lab (Which Holds More? tab)</w:t>
                   </w:r>
                 </w:p>
                 <w:p>
@@ -9871,7 +9871,7 @@
                 <w:i w:val="0"/>
                 <w:sz w:val="20"/>
               </w:rPr>
-              <w:t>LSGH Math 7 SimBook - Term 2 Lesson 2 (https://claude.ai/artifact/LrpohtVMd8ifUt7nkd7FFr#lesson11)</w:t>
+              <w:t>LSGH Math SimBook - Term 2 Lesson 2 (https://claude.ai/artifact/LrpohtVMd8ifUt7nkd7FFr#lesson11)</w:t>
             </w:r>
           </w:p>
           <w:p>
@@ -10469,7 +10469,7 @@
                       <w:i w:val="0"/>
                       <w:sz w:val="18"/>
                     </w:rPr>
-                    <w:t xml:space="preserve"> LSGH Math 7 SimBook · Term 2 Lesson 3 · Pyramid Lab (Pour Three Times tab)</w:t>
+                    <w:t xml:space="preserve"> LSGH Math SimBook · Term 2 Lesson 3 · Pyramid Lab (Pour Three Times tab)</w:t>
                   </w:r>
                 </w:p>
                 <w:p>
@@ -10934,7 +10934,7 @@
                       <w:i w:val="0"/>
                       <w:sz w:val="18"/>
                     </w:rPr>
-                    <w:t xml:space="preserve"> LSGH Math 7 SimBook · Term 2 Lesson 3 · Pyramid Lab (Estimate tab)</w:t>
+                    <w:t xml:space="preserve"> LSGH Math SimBook · Term 2 Lesson 3 · Pyramid Lab (Estimate tab)</w:t>
                   </w:r>
                 </w:p>
                 <w:p>
@@ -11539,7 +11539,7 @@
                 <w:i w:val="0"/>
                 <w:sz w:val="20"/>
               </w:rPr>
-              <w:t>LSGH Math 7 SimBook - Term 2 Lesson 3 (https://claude.ai/artifact/LrpohtVMd8ifUt7nkd7FFr#lesson12)</w:t>
+              <w:t>LSGH Math SimBook - Term 2 Lesson 3 (https://claude.ai/artifact/LrpohtVMd8ifUt7nkd7FFr#lesson12)</w:t>
             </w:r>
           </w:p>
           <w:p>
@@ -12364,7 +12364,7 @@
                       <w:i w:val="0"/>
                       <w:sz w:val="18"/>
                     </w:rPr>
-                    <w:t xml:space="preserve"> LSGH Math 7 SimBook · Term 2 Lesson 4 · Venn Lab (Venn Lab tab)</w:t>
+                    <w:t xml:space="preserve"> LSGH Math SimBook · Term 2 Lesson 4 · Venn Lab (Venn Lab tab)</w:t>
                   </w:r>
                 </w:p>
                 <w:p>
@@ -13339,7 +13339,7 @@
                 <w:i w:val="0"/>
                 <w:sz w:val="20"/>
               </w:rPr>
-              <w:t>LSGH Math 7 SimBook - Term 2 Lesson 4 (https://claude.ai/artifact/LrpohtVMd8ifUt7nkd7FFr#lesson13)</w:t>
+              <w:t>LSGH Math SimBook - Term 2 Lesson 4 (https://claude.ai/artifact/LrpohtVMd8ifUt7nkd7FFr#lesson13)</w:t>
             </w:r>
           </w:p>
           <w:p>
@@ -13835,7 +13835,7 @@
                       <w:i w:val="0"/>
                       <w:sz w:val="18"/>
                     </w:rPr>
-                    <w:t xml:space="preserve"> LSGH Math 7 SimBook · Term 2 Lesson 5 · Real Number Map (Real Number Map tab)</w:t>
+                    <w:t xml:space="preserve"> LSGH Math SimBook · Term 2 Lesson 5 · Real Number Map (Real Number Map tab)</w:t>
                   </w:r>
                 </w:p>
                 <w:p>
@@ -14447,7 +14447,7 @@
                 <w:i w:val="0"/>
                 <w:sz w:val="20"/>
               </w:rPr>
-              <w:t>LSGH Math 7 SimBook - Term 2 Lesson 5 (https://claude.ai/artifact/LrpohtVMd8ifUt7nkd7FFr#lesson14)</w:t>
+              <w:t>LSGH Math SimBook - Term 2 Lesson 5 (https://claude.ai/artifact/LrpohtVMd8ifUt7nkd7FFr#lesson14)</w:t>
             </w:r>
           </w:p>
           <w:p>
@@ -15017,7 +15017,7 @@
                       <w:i w:val="0"/>
                       <w:sz w:val="18"/>
                     </w:rPr>
-                    <w:t xml:space="preserve"> LSGH Math 7 SimBook · Term 2 Lesson 6 · Sampling Lab (Which Method? tab)</w:t>
+                    <w:t xml:space="preserve"> LSGH Math SimBook · Term 2 Lesson 6 · Sampling Lab (Which Method? tab)</w:t>
                   </w:r>
                 </w:p>
                 <w:p>
@@ -15281,7 +15281,7 @@
                       <w:i w:val="0"/>
                       <w:sz w:val="18"/>
                     </w:rPr>
-                    <w:t xml:space="preserve"> LSGH Math 7 SimBook · Term 2 Lesson 6 · Sampling Lab (Sampling Lab tab)</w:t>
+                    <w:t xml:space="preserve"> LSGH Math SimBook · Term 2 Lesson 6 · Sampling Lab (Sampling Lab tab)</w:t>
                   </w:r>
                 </w:p>
                 <w:p>
@@ -16002,7 +16002,7 @@
                 <w:i w:val="0"/>
                 <w:sz w:val="20"/>
               </w:rPr>
-              <w:t>LSGH Math 7 SimBook - Term 2 Lesson 6 (https://claude.ai/artifact/LrpohtVMd8ifUt7nkd7FFr#lesson15)</w:t>
+              <w:t>LSGH Math SimBook - Term 2 Lesson 6 (https://claude.ai/artifact/LrpohtVMd8ifUt7nkd7FFr#lesson15)</w:t>
             </w:r>
           </w:p>
           <w:p>
@@ -16871,7 +16871,7 @@
                       <w:i w:val="0"/>
                       <w:sz w:val="18"/>
                     </w:rPr>
-                    <w:t xml:space="preserve"> LSGH Math 7 SimBook · Term 2 Lesson 7 · Graph Studio (Frequency Table tab)</w:t>
+                    <w:t xml:space="preserve"> LSGH Math SimBook · Term 2 Lesson 7 · Graph Studio (Frequency Table tab)</w:t>
                   </w:r>
                 </w:p>
                 <w:p>
@@ -17339,7 +17339,7 @@
                       <w:i w:val="0"/>
                       <w:sz w:val="18"/>
                     </w:rPr>
-                    <w:t xml:space="preserve"> LSGH Math 7 SimBook · Term 2 Lesson 7 · Graph Studio (Bar ↔ Pie, Line Graph, Stem-and-Leaf tab)</w:t>
+                    <w:t xml:space="preserve"> LSGH Math SimBook · Term 2 Lesson 7 · Graph Studio (Bar ↔ Pie, Line Graph, Stem-and-Leaf tab)</w:t>
                   </w:r>
                 </w:p>
                 <w:p>
@@ -18042,7 +18042,7 @@
                 <w:i w:val="0"/>
                 <w:sz w:val="20"/>
               </w:rPr>
-              <w:t>LSGH Math 7 SimBook - Term 2 Lesson 7 (https://claude.ai/artifact/LrpohtVMd8ifUt7nkd7FFr#lesson16)</w:t>
+              <w:t>LSGH Math SimBook - Term 2 Lesson 7 (https://claude.ai/artifact/LrpohtVMd8ifUt7nkd7FFr#lesson16)</w:t>
             </w:r>
           </w:p>
           <w:p>
@@ -18881,7 +18881,7 @@
                       <w:i w:val="0"/>
                       <w:sz w:val="18"/>
                     </w:rPr>
-                    <w:t xml:space="preserve"> LSGH Math 7 SimBook · Term 2 Lesson 8 · Integer Elevator (Integer Elevator tab)</w:t>
+                    <w:t xml:space="preserve"> LSGH Math SimBook · Term 2 Lesson 8 · Integer Elevator (Integer Elevator tab)</w:t>
                   </w:r>
                 </w:p>
                 <w:p>
@@ -19644,7 +19644,7 @@
                 <w:i w:val="0"/>
                 <w:sz w:val="20"/>
               </w:rPr>
-              <w:t>LSGH Math 7 SimBook - Term 2 Lesson 8 (https://claude.ai/artifact/LrpohtVMd8ifUt7nkd7FFr#lesson17)</w:t>
+              <w:t>LSGH Math SimBook - Term 2 Lesson 8 (https://claude.ai/artifact/LrpohtVMd8ifUt7nkd7FFr#lesson17)</w:t>
             </w:r>
           </w:p>
           <w:p>
@@ -20184,7 +20184,7 @@
                       <w:i w:val="0"/>
                       <w:sz w:val="18"/>
                     </w:rPr>
-                    <w:t xml:space="preserve"> LSGH Math 7 SimBook · Term 2 Lesson 9 · Integer Number Line (Compare tab)</w:t>
+                    <w:t xml:space="preserve"> LSGH Math SimBook · Term 2 Lesson 9 · Integer Number Line (Compare tab)</w:t>
                   </w:r>
                 </w:p>
                 <w:p>
@@ -20640,7 +20640,7 @@
                       <w:i w:val="0"/>
                       <w:sz w:val="18"/>
                     </w:rPr>
-                    <w:t xml:space="preserve"> LSGH Math 7 SimBook · Term 2 Lesson 9 · Integer Number Line (Order tab)</w:t>
+                    <w:t xml:space="preserve"> LSGH Math SimBook · Term 2 Lesson 9 · Integer Number Line (Order tab)</w:t>
                   </w:r>
                 </w:p>
                 <w:p>
@@ -21057,7 +21057,7 @@
                 <w:i w:val="0"/>
                 <w:sz w:val="20"/>
               </w:rPr>
-              <w:t>LSGH Math 7 SimBook - Term 2 Lesson 9 (https://claude.ai/artifact/LrpohtVMd8ifUt7nkd7FFr#lesson18)</w:t>
+              <w:t>LSGH Math SimBook - Term 2 Lesson 9 (https://claude.ai/artifact/LrpohtVMd8ifUt7nkd7FFr#lesson18)</w:t>
             </w:r>
           </w:p>
           <w:p>
